--- a/보관본/러시아 인권변호사/Word/2부/2부_11화_올가의_재판.docx
+++ b/보관본/러시아 인권변호사/Word/2부/2부_11화_올가의_재판.docx
@@ -3400,7 +3400,7 @@
           <w:i w:val="0"/>
           <w:sz w:val="22"/>
         </w:rPr>
-        <w:t xml:space="preserve"> Может быть, Даша. Может быть, пришло время.</w:t>
+        <w:t xml:space="preserve"> Может быть, Дарья. Может быть, пришло время.</w:t>
       </w:r>
     </w:p>
     <w:p>
@@ -3439,7 +3439,7 @@
           <w:i w:val="0"/>
           <w:sz w:val="22"/>
         </w:rPr>
-        <w:t xml:space="preserve"> — 한국어 해설: 올가가 최후 진술에서 인용한다. 자신은 관용을 구하지 않지만, 법원 밖 추위 속에 서 있는 촐칸족 주민들을 위해 '쓰러진 자들에 대한 자비'를 요구한다는 뜻이다. 올가는 "푸시킨은 이 때문에 민중에게 사랑받으리라 썼다"며 원문 그대로 인용한 뒤 "나는 푸시킨이 아니다"라고 덧붙인다 (장면 4).</w:t>
+        <w:t xml:space="preserve"> — 한국어 해설: 올가가 최후 진술에서 인용한다. 자신은 관용을 구하지 않지만, 법원 밖 추위 속에 서 있는 촐칸족 주민들을 위해 '쓰러진 자들에 대한 자비'를 요구한다는 뜻이다. 올가는 "푸시킨은 이 때문에 민중에게 사랑받으리라 썼다"며 인용한 뒤 "나는 푸시킨이 아니다"라고 덧붙인다 (장면 4).</w:t>
       </w:r>
     </w:p>
     <w:p>
